--- a/students/SokolovaMargarita/task_03/Пояснительная_записка.docx
+++ b/students/SokolovaMargarita/task_03/Пояснительная_записка.docx
@@ -3294,7 +3294,7 @@
     <w:p>
       <w:pPr>
         <w:pStyle w:val="ds-markdown-paragraph"/>
-        <w:spacing w:after="0" w:line="360" w:lineRule="auto"/>
+        <w:spacing w:line="360" w:lineRule="auto"/>
         <w:ind w:firstLine="709"/>
         <w:jc w:val="both"/>
         <w:rPr>
@@ -3702,19 +3702,6 @@
     </w:p>
     <w:p>
       <w:pPr>
-        <w:pStyle w:val="ds-markdown-paragraph"/>
-        <w:spacing w:before="0" w:beforeAutospacing="0" w:after="0" w:afterAutospacing="0" w:line="360" w:lineRule="auto"/>
-        <w:ind w:firstLine="709"/>
-        <w:jc w:val="both"/>
-        <w:rPr>
-          <w:sz w:val="28"/>
-          <w:szCs w:val="28"/>
-          <w:lang w:val="ru-BY"/>
-        </w:rPr>
-      </w:pPr>
-    </w:p>
-    <w:p>
-      <w:pPr>
         <w:pStyle w:val="2"/>
         <w:keepLines w:val="0"/>
         <w:spacing w:before="780" w:after="780" w:line="240" w:lineRule="auto"/>
@@ -3763,7 +3750,7 @@
           <w:sz w:val="28"/>
           <w:szCs w:val="28"/>
         </w:rPr>
-        <w:t xml:space="preserve">Нефункциональные требования Нефункциональные требования определяют качественные характеристики системы и влияют на надежность, безопасность и удобство эксплуатации приложения. Требования к производительности заключаются в обеспечении предсказуемого времени ответа при типовой нагрузке, при этом ключевые операции, включая регистрацию и вход, получение списка рецептов, просмотр детальной страницы рецепта, поиск по ингредиентам и работу с личной коллекцией, должны выполняться без заметных задержек и обеспечивать комфортное взаимодействие пользователя с интерфейсом. Для поддержания приемлемой скорости работы при росте объема данных предполагается выполнение фильтрации и </w:t>
+        <w:t xml:space="preserve">Нефункциональные требования Нефункциональные требования определяют качественные характеристики системы и влияют на надежность, безопасность и удобство эксплуатации приложения. Требования к производительности заключаются в обеспечении предсказуемого времени ответа при типовой нагрузке, при этом ключевые операции, включая регистрацию и вход, получение списка рецептов, просмотр детальной страницы рецепта, поиск по ингредиентам и работу с личной коллекцией, должны выполняться без заметных задержек и обеспечивать комфортное взаимодействие пользователя с интерфейсом. Для поддержания приемлемой скорости работы при росте объема данных предполагается выполнение фильтрации и поиска преимущественно на уровне базы данных, использование оптимизированных </w:t>
       </w:r>
       <w:r>
         <w:rPr>
@@ -3771,7 +3758,7 @@
           <w:szCs w:val="28"/>
         </w:rPr>
         <w:lastRenderedPageBreak/>
-        <w:t xml:space="preserve">поиска преимущественно на уровне базы данных, использование оптимизированных запросов с соединениями таблиц и ограничением выдачи, а также исключение избыточных обращений к хранилищу за счет повторного </w:t>
+        <w:t xml:space="preserve">запросов с соединениями таблиц и ограничением выдачи, а также исключение избыточных обращений к хранилищу за счет повторного </w:t>
       </w:r>
       <w:r>
         <w:rPr>
@@ -4038,7 +4025,7 @@
           <w:sz w:val="28"/>
           <w:szCs w:val="28"/>
         </w:rPr>
-        <w:t xml:space="preserve"> как простое и удобное для локального развертывания хранилище, при этом вопросы высоконагруженной эксплуатации, репликации и </w:t>
+        <w:t xml:space="preserve"> как простое и удобное для локального развертывания хранилище, при этом вопросы высоконагруженной эксплуатации, репликации и отказоустойчивости на уровне инфраструктуры не рассматриваются и выходят за </w:t>
       </w:r>
       <w:r>
         <w:rPr>
@@ -4046,7 +4033,7 @@
           <w:szCs w:val="28"/>
         </w:rPr>
         <w:lastRenderedPageBreak/>
-        <w:t xml:space="preserve">отказоустойчивости на уровне инфраструктуры не рассматриваются и выходят за рамки задания. Изображения рецептов и ингредиентов представлены ссылками или строковыми значениями, а полноценная загрузка файлов, хранение медиа и управление файловым хранилищем не реализуются и рассматриваются как возможное направление развития. Предполагается, что пользователи обладают базовыми навыками работы с веб-приложениями и понимают процедуры регистрации, входа и выполнения поиска, поэтому встроенные обучающие сценарии и расширенная справочная система не являются обязательными. Ограничением также является отсутствие обновлений данных в реальном времени и сложных социальных функций, таких как рейтинги, отзывы, подписки или рекомендации, поскольку основной целью является демонстрация корректной реализации REST API, модели данных, ролей и ключевых пользовательских сценариев. Допущением является работа приложения в локальной среде разработки, где допускаются упрощенные настройки CORS, а использование защищенного соединения на уровне инфраструктуры относится к задачам </w:t>
+        <w:t xml:space="preserve">рамки задания. Изображения рецептов и ингредиентов представлены ссылками или строковыми значениями, а полноценная загрузка файлов, хранение медиа и управление файловым хранилищем не реализуются и рассматриваются как возможное направление развития. Предполагается, что пользователи обладают базовыми навыками работы с веб-приложениями и понимают процедуры регистрации, входа и выполнения поиска, поэтому встроенные обучающие сценарии и расширенная справочная система не являются обязательными. Ограничением также является отсутствие обновлений данных в реальном времени и сложных социальных функций, таких как рейтинги, отзывы, подписки или рекомендации, поскольку основной целью является демонстрация корректной реализации REST API, модели данных, ролей и ключевых пользовательских сценариев. Допущением является работа приложения в локальной среде разработки, где допускаются упрощенные настройки CORS, а использование защищенного соединения на уровне инфраструктуры относится к задачам </w:t>
       </w:r>
       <w:proofErr w:type="spellStart"/>
       <w:r>
@@ -4183,7 +4170,7 @@
           <w:sz w:val="28"/>
           <w:szCs w:val="28"/>
         </w:rPr>
-        <w:t xml:space="preserve"> с валидным </w:t>
+        <w:t xml:space="preserve"> с валидным токеном возвращает данные текущего пользователя. Затем проверяется разграничение </w:t>
       </w:r>
       <w:r>
         <w:rPr>
@@ -4191,7 +4178,7 @@
           <w:szCs w:val="28"/>
         </w:rPr>
         <w:lastRenderedPageBreak/>
-        <w:t>токеном возвращает данные текущего пользователя. Затем проверяется разграничение прав доступа, и пункт считается выполненным, если пользователь роли USER не может выполнять операции создания, изменения и удаления ингредиентов и рецептов, а пользователь роли ADMIN может выполнять соответствующие операции. Проверяется функциональность справочника ингредиентов, и пункт считается выполненным, если доступен список ингредиентов, работает поиск по названию или описанию и фильтрация по категории, а также корректно выполняется получение ингредиента по идентификатору. Проверяется работа с рецептами, и пункт считается выполненным, если доступен список рецептов и детальная страница рецепта с составом и инструкциями, а фильтрация по времени приготовления и сложности возвращает корректный набор данных. Отдельно проверяется поиск рецептов по ингредиентам, и пункт считается выполненным, если при указании набора ингредиентов система возвращает только соответствующие рецепты и учитывает дополнительные параметры фильтрации. Проверяется подсистема личной коллекции, и пункт считается выполненным, если пользователь может добавить рецепт в коллекцию, просмотреть коллекцию, обновить чек-лист и заметки, изменить статус выполнения и удалить рецепт из коллекции, при этом доступ к данным коллекции ограничен владельцем. Приемка завершается проверкой корректности обработки ошибок и сервисных функций. Пункт считается выполненным, если при некорректных данных сервер возвращает понятные сообщения и корректные HTTP-статусы без раскрытия внутренней информации, а запрос к /</w:t>
+        <w:t>прав доступа, и пункт считается выполненным, если пользователь роли USER не может выполнять операции создания, изменения и удаления ингредиентов и рецептов, а пользователь роли ADMIN может выполнять соответствующие операции. Проверяется функциональность справочника ингредиентов, и пункт считается выполненным, если доступен список ингредиентов, работает поиск по названию или описанию и фильтрация по категории, а также корректно выполняется получение ингредиента по идентификатору. Проверяется работа с рецептами, и пункт считается выполненным, если доступен список рецептов и детальная страница рецепта с составом и инструкциями, а фильтрация по времени приготовления и сложности возвращает корректный набор данных. Отдельно проверяется поиск рецептов по ингредиентам, и пункт считается выполненным, если при указании набора ингредиентов система возвращает только соответствующие рецепты и учитывает дополнительные параметры фильтрации. Проверяется подсистема личной коллекции, и пункт считается выполненным, если пользователь может добавить рецепт в коллекцию, просмотреть коллекцию, обновить чек-лист и заметки, изменить статус выполнения и удалить рецепт из коллекции, при этом доступ к данным коллекции ограничен владельцем. Приемка завершается проверкой корректности обработки ошибок и сервисных функций. Пункт считается выполненным, если при некорректных данных сервер возвращает понятные сообщения и корректные HTTP-статусы без раскрытия внутренней информации, а запрос к /</w:t>
       </w:r>
       <w:proofErr w:type="spellStart"/>
       <w:r>
@@ -4209,17 +4196,6 @@
         </w:rPr>
         <w:t xml:space="preserve"> возвращает статус, подтверждающий работоспособность API.</w:t>
       </w:r>
-    </w:p>
-    <w:p>
-      <w:pPr>
-        <w:pStyle w:val="ds-markdown-paragraph"/>
-        <w:spacing w:before="0" w:beforeAutospacing="0" w:after="0" w:afterAutospacing="0" w:line="360" w:lineRule="auto"/>
-        <w:jc w:val="both"/>
-        <w:rPr>
-          <w:sz w:val="28"/>
-          <w:szCs w:val="28"/>
-        </w:rPr>
-      </w:pPr>
       <w:r>
         <w:rPr>
           <w:sz w:val="28"/>
@@ -5658,17 +5634,6 @@
         </w:rPr>
         <w:t xml:space="preserve"> допускается только для пользователя, которому она принадлежит. Такая схема обеспечивает единый и предсказуемый подход к безопасности, исключает доступ к критическим операциям без токена и позволяет надежно разграничить права пользователей в рамках системы.</w:t>
       </w:r>
-    </w:p>
-    <w:p>
-      <w:pPr>
-        <w:spacing w:after="160" w:line="259" w:lineRule="auto"/>
-        <w:rPr>
-          <w:rFonts w:ascii="Times New Roman" w:eastAsia="Times New Roman" w:hAnsi="Times New Roman" w:cs="Times New Roman"/>
-          <w:sz w:val="28"/>
-          <w:szCs w:val="28"/>
-          <w:lang w:eastAsia="ru-RU"/>
-        </w:rPr>
-      </w:pPr>
       <w:r>
         <w:rPr>
           <w:sz w:val="28"/>
@@ -6379,6 +6344,7 @@
       </w:pPr>
       <w:r>
         <w:rPr>
+          <w:noProof/>
           <w:sz w:val="28"/>
           <w:szCs w:val="28"/>
         </w:rPr>
@@ -6729,7 +6695,7 @@
       <w:pPr>
         <w:pStyle w:val="ds-markdown-paragraph"/>
         <w:spacing w:before="0" w:beforeAutospacing="0" w:after="0" w:afterAutospacing="0" w:line="360" w:lineRule="auto"/>
-        <w:ind w:firstLine="851"/>
+        <w:ind w:firstLine="709"/>
         <w:jc w:val="both"/>
         <w:rPr>
           <w:sz w:val="28"/>
@@ -6860,7 +6826,7 @@
       <w:pPr>
         <w:pStyle w:val="ds-markdown-paragraph"/>
         <w:spacing w:before="0" w:beforeAutospacing="0" w:after="0" w:afterAutospacing="0" w:line="360" w:lineRule="auto"/>
-        <w:ind w:firstLine="851"/>
+        <w:ind w:firstLine="709"/>
         <w:jc w:val="both"/>
         <w:rPr>
           <w:sz w:val="28"/>
@@ -8599,18 +8565,6 @@
         <w:lastRenderedPageBreak/>
         <w:t>фиксация результатов в виде таблицы сценариев с отметкой успешности и кратким комментарием, либо в виде набора скриншотов, подтверждающих прохождение основных шагов, например успешный вход, отображение списка рецептов, выполнение поиска по ингредиентам и изменение данных в личной коллекции. Для демонстрации корректности тестирования рекомендуется включить в отчет один подтверждающий материал, отражающий успешное прохождение тестов или сценариев, а также указать дату проведения проверки и краткое описание условий запуска.</w:t>
       </w:r>
-    </w:p>
-    <w:p>
-      <w:pPr>
-        <w:pStyle w:val="ds-markdown-paragraph"/>
-        <w:spacing w:before="0" w:beforeAutospacing="0" w:after="0" w:afterAutospacing="0" w:line="360" w:lineRule="auto"/>
-        <w:ind w:firstLine="709"/>
-        <w:jc w:val="both"/>
-        <w:rPr>
-          <w:sz w:val="28"/>
-          <w:szCs w:val="28"/>
-        </w:rPr>
-      </w:pPr>
       <w:r>
         <w:rPr>
           <w:sz w:val="28"/>
@@ -8624,7 +8578,7 @@
         <w:pStyle w:val="2"/>
         <w:keepLines w:val="0"/>
         <w:spacing w:before="238" w:after="780" w:line="240" w:lineRule="auto"/>
-        <w:ind w:left="567" w:firstLine="142"/>
+        <w:ind w:left="709"/>
         <w:rPr>
           <w:rFonts w:ascii="Times New Roman" w:eastAsia="Times New Roman" w:hAnsi="Times New Roman" w:cs="Times New Roman"/>
           <w:b/>
@@ -8660,104 +8614,7 @@
         <w:ind w:firstLine="709"/>
         <w:jc w:val="both"/>
         <w:rPr>
-          <w:sz w:val="28"/>
-          <w:szCs w:val="28"/>
-          <w:lang w:val="ru-BY"/>
-        </w:rPr>
-      </w:pPr>
-      <w:r>
-        <w:rPr>
-          <w:sz w:val="28"/>
-          <w:szCs w:val="28"/>
-        </w:rPr>
-        <w:t xml:space="preserve">В ходе выполнения курсовой работы была разработана и реализована </w:t>
-      </w:r>
-      <w:proofErr w:type="spellStart"/>
-      <w:r>
-        <w:rPr>
-          <w:sz w:val="28"/>
-          <w:szCs w:val="28"/>
-        </w:rPr>
-        <w:t>full-stack</w:t>
-      </w:r>
-      <w:proofErr w:type="spellEnd"/>
-      <w:r>
-        <w:rPr>
-          <w:sz w:val="28"/>
-          <w:szCs w:val="28"/>
-        </w:rPr>
-        <w:t xml:space="preserve"> веб-система </w:t>
-      </w:r>
-      <w:proofErr w:type="spellStart"/>
-      <w:r>
-        <w:rPr>
-          <w:sz w:val="28"/>
-          <w:szCs w:val="28"/>
-        </w:rPr>
-        <w:t>Cooking</w:t>
-      </w:r>
-      <w:proofErr w:type="spellEnd"/>
-      <w:r>
-        <w:rPr>
-          <w:sz w:val="28"/>
-          <w:szCs w:val="28"/>
-        </w:rPr>
-        <w:t xml:space="preserve"> </w:t>
-      </w:r>
-      <w:proofErr w:type="spellStart"/>
-      <w:r>
-        <w:rPr>
-          <w:sz w:val="28"/>
-          <w:szCs w:val="28"/>
-        </w:rPr>
-        <w:t>Recipe</w:t>
-      </w:r>
-      <w:proofErr w:type="spellEnd"/>
-      <w:r>
-        <w:rPr>
-          <w:sz w:val="28"/>
-          <w:szCs w:val="28"/>
-        </w:rPr>
-        <w:t xml:space="preserve"> API, предназначенная для управления кулинарными рецептами и ингредиентами, а также для ведения персональных коллекций пользователей. В проекте реализованы регистрация и аутентификация на основе JWT, разграничение прав доступа по ролям USER и ADMIN, получение и просмотр рецептов, фильтрация по времени приготовления и уровню сложности, а также поиск рецептов по заданному набору ингредиентов. Реализована работа со справочником ингредиентов с поиском и фильтрацией, при этом административные операции изменения данных доступны только пользователям с ролью ADMIN. Для пользователей предусмотрена личная коллекция рецептов с возможностью добавления и удаления, хранения заметок, ведения чек-листа и отметки выполнения. Использование клиент-серверной архитектуры обеспечило разделение ответственности между интерфейсом, REST API и базой данных, а корректность работы подтверждена выполнением основных тестовых сценариев, включая проверки авторизации, прав доступа и ключевых операций. К ограничениям текущей версии относятся использование </w:t>
-      </w:r>
-      <w:proofErr w:type="spellStart"/>
-      <w:r>
-        <w:rPr>
-          <w:sz w:val="28"/>
-          <w:szCs w:val="28"/>
-        </w:rPr>
-        <w:t>SQLite</w:t>
-      </w:r>
-      <w:proofErr w:type="spellEnd"/>
-      <w:r>
-        <w:rPr>
-          <w:sz w:val="28"/>
-          <w:szCs w:val="28"/>
-        </w:rPr>
-        <w:t xml:space="preserve">, отсутствие полноценного хранения изображений и ограниченный набор дополнительных функций. Дальнейшее развитие может включать перенос на </w:t>
-      </w:r>
-      <w:proofErr w:type="spellStart"/>
-      <w:r>
-        <w:rPr>
-          <w:sz w:val="28"/>
-          <w:szCs w:val="28"/>
-        </w:rPr>
-        <w:t>PostgreSQL</w:t>
-      </w:r>
-      <w:proofErr w:type="spellEnd"/>
-      <w:r>
-        <w:rPr>
-          <w:sz w:val="28"/>
-          <w:szCs w:val="28"/>
-        </w:rPr>
-        <w:t>, добавление загрузки изображений, расширение возможностей персонализации и увеличение покрытия автоматизированными тестами.</w:t>
-      </w:r>
-    </w:p>
-    <w:p>
-      <w:pPr>
-        <w:spacing w:after="160" w:line="259" w:lineRule="auto"/>
-        <w:rPr>
-          <w:rFonts w:ascii="Times New Roman" w:eastAsiaTheme="majorEastAsia" w:hAnsi="Times New Roman" w:cs="Times New Roman"/>
+          <w:rFonts w:eastAsiaTheme="majorEastAsia"/>
           <w:b/>
           <w:bCs/>
           <w:sz w:val="28"/>
@@ -8766,7 +8623,93 @@
       </w:pPr>
       <w:r>
         <w:rPr>
-          <w:rFonts w:ascii="Times New Roman" w:hAnsi="Times New Roman" w:cs="Times New Roman"/>
+          <w:sz w:val="28"/>
+          <w:szCs w:val="28"/>
+        </w:rPr>
+        <w:t xml:space="preserve">В ходе выполнения курсовой работы была разработана и реализована </w:t>
+      </w:r>
+      <w:proofErr w:type="spellStart"/>
+      <w:r>
+        <w:rPr>
+          <w:sz w:val="28"/>
+          <w:szCs w:val="28"/>
+        </w:rPr>
+        <w:t>full-stack</w:t>
+      </w:r>
+      <w:proofErr w:type="spellEnd"/>
+      <w:r>
+        <w:rPr>
+          <w:sz w:val="28"/>
+          <w:szCs w:val="28"/>
+        </w:rPr>
+        <w:t xml:space="preserve"> веб-система </w:t>
+      </w:r>
+      <w:proofErr w:type="spellStart"/>
+      <w:r>
+        <w:rPr>
+          <w:sz w:val="28"/>
+          <w:szCs w:val="28"/>
+        </w:rPr>
+        <w:t>Cooking</w:t>
+      </w:r>
+      <w:proofErr w:type="spellEnd"/>
+      <w:r>
+        <w:rPr>
+          <w:sz w:val="28"/>
+          <w:szCs w:val="28"/>
+        </w:rPr>
+        <w:t xml:space="preserve"> </w:t>
+      </w:r>
+      <w:proofErr w:type="spellStart"/>
+      <w:r>
+        <w:rPr>
+          <w:sz w:val="28"/>
+          <w:szCs w:val="28"/>
+        </w:rPr>
+        <w:t>Recipe</w:t>
+      </w:r>
+      <w:proofErr w:type="spellEnd"/>
+      <w:r>
+        <w:rPr>
+          <w:sz w:val="28"/>
+          <w:szCs w:val="28"/>
+        </w:rPr>
+        <w:t xml:space="preserve"> API, предназначенная для управления кулинарными рецептами и ингредиентами, а также для ведения персональных коллекций пользователей. В проекте реализованы регистрация и аутентификация на основе JWT, разграничение прав доступа по ролям USER и ADMIN, получение и просмотр рецептов, фильтрация по времени приготовления и уровню сложности, а также поиск рецептов по заданному набору ингредиентов. Реализована работа со справочником ингредиентов с поиском и фильтрацией, при этом административные операции изменения данных доступны только пользователям с ролью ADMIN. Для пользователей предусмотрена личная коллекция рецептов с возможностью добавления и удаления, хранения заметок, ведения чек-листа и отметки выполнения. Использование клиент-серверной архитектуры обеспечило разделение ответственности между интерфейсом, REST API и базой данных, а корректность работы подтверждена выполнением основных тестовых сценариев, включая проверки авторизации, прав доступа и ключевых операций. К ограничениям текущей версии относятся использование </w:t>
+      </w:r>
+      <w:proofErr w:type="spellStart"/>
+      <w:r>
+        <w:rPr>
+          <w:sz w:val="28"/>
+          <w:szCs w:val="28"/>
+        </w:rPr>
+        <w:t>SQLite</w:t>
+      </w:r>
+      <w:proofErr w:type="spellEnd"/>
+      <w:r>
+        <w:rPr>
+          <w:sz w:val="28"/>
+          <w:szCs w:val="28"/>
+        </w:rPr>
+        <w:t xml:space="preserve">, отсутствие полноценного хранения изображений и ограниченный набор дополнительных функций. Дальнейшее развитие может включать перенос на </w:t>
+      </w:r>
+      <w:proofErr w:type="spellStart"/>
+      <w:r>
+        <w:rPr>
+          <w:sz w:val="28"/>
+          <w:szCs w:val="28"/>
+        </w:rPr>
+        <w:t>PostgreSQL</w:t>
+      </w:r>
+      <w:proofErr w:type="spellEnd"/>
+      <w:r>
+        <w:rPr>
+          <w:sz w:val="28"/>
+          <w:szCs w:val="28"/>
+        </w:rPr>
+        <w:t>, добавление загрузки изображений, расширение возможностей персонализации и увеличение покрытия автоматизированными тестами.</w:t>
+      </w:r>
+      <w:r>
+        <w:rPr>
           <w:b/>
           <w:bCs/>
           <w:sz w:val="28"/>
@@ -8829,6 +8772,7 @@
           <w:tab w:val="clear" w:pos="720"/>
         </w:tabs>
         <w:spacing w:line="360" w:lineRule="auto"/>
+        <w:ind w:left="0" w:firstLine="709"/>
         <w:jc w:val="both"/>
         <w:rPr>
           <w:sz w:val="28"/>
@@ -8870,6 +8814,7 @@
           <w:tab w:val="clear" w:pos="720"/>
         </w:tabs>
         <w:spacing w:line="360" w:lineRule="auto"/>
+        <w:ind w:left="0" w:firstLine="709"/>
         <w:jc w:val="both"/>
         <w:rPr>
           <w:sz w:val="28"/>
@@ -8911,6 +8856,7 @@
           <w:tab w:val="clear" w:pos="720"/>
         </w:tabs>
         <w:spacing w:line="360" w:lineRule="auto"/>
+        <w:ind w:left="0" w:firstLine="709"/>
         <w:jc w:val="both"/>
         <w:rPr>
           <w:sz w:val="28"/>
@@ -8983,6 +8929,7 @@
           <w:tab w:val="clear" w:pos="720"/>
         </w:tabs>
         <w:spacing w:line="360" w:lineRule="auto"/>
+        <w:ind w:left="0" w:firstLine="709"/>
         <w:jc w:val="both"/>
         <w:rPr>
           <w:sz w:val="28"/>
@@ -9040,6 +8987,7 @@
           <w:tab w:val="clear" w:pos="720"/>
         </w:tabs>
         <w:spacing w:line="360" w:lineRule="auto"/>
+        <w:ind w:left="0" w:firstLine="709"/>
         <w:jc w:val="both"/>
         <w:rPr>
           <w:sz w:val="28"/>
@@ -9097,6 +9045,7 @@
           <w:tab w:val="clear" w:pos="720"/>
         </w:tabs>
         <w:spacing w:line="360" w:lineRule="auto"/>
+        <w:ind w:left="0" w:firstLine="709"/>
         <w:jc w:val="both"/>
         <w:rPr>
           <w:sz w:val="28"/>
@@ -9138,6 +9087,7 @@
           <w:tab w:val="clear" w:pos="720"/>
         </w:tabs>
         <w:spacing w:line="360" w:lineRule="auto"/>
+        <w:ind w:left="0" w:firstLine="709"/>
         <w:jc w:val="both"/>
         <w:rPr>
           <w:sz w:val="28"/>
@@ -9211,6 +9161,7 @@
           <w:tab w:val="clear" w:pos="720"/>
         </w:tabs>
         <w:spacing w:line="360" w:lineRule="auto"/>
+        <w:ind w:left="0" w:firstLine="709"/>
         <w:jc w:val="both"/>
         <w:rPr>
           <w:sz w:val="28"/>
@@ -9268,6 +9219,7 @@
           <w:tab w:val="clear" w:pos="720"/>
         </w:tabs>
         <w:spacing w:line="360" w:lineRule="auto"/>
+        <w:ind w:left="0" w:firstLine="709"/>
         <w:jc w:val="both"/>
         <w:rPr>
           <w:sz w:val="28"/>
@@ -9293,6 +9245,7 @@
           <w:tab w:val="clear" w:pos="720"/>
         </w:tabs>
         <w:spacing w:line="360" w:lineRule="auto"/>
+        <w:ind w:left="0" w:firstLine="709"/>
         <w:jc w:val="both"/>
         <w:rPr>
           <w:sz w:val="28"/>
@@ -9318,6 +9271,7 @@
           <w:tab w:val="clear" w:pos="720"/>
         </w:tabs>
         <w:spacing w:line="360" w:lineRule="auto"/>
+        <w:ind w:left="0" w:firstLine="709"/>
         <w:jc w:val="both"/>
         <w:rPr>
           <w:sz w:val="28"/>
@@ -9390,6 +9344,7 @@
           <w:tab w:val="clear" w:pos="720"/>
         </w:tabs>
         <w:spacing w:line="360" w:lineRule="auto"/>
+        <w:ind w:left="0" w:firstLine="709"/>
         <w:jc w:val="both"/>
         <w:rPr>
           <w:sz w:val="28"/>
@@ -9415,6 +9370,7 @@
           <w:tab w:val="clear" w:pos="720"/>
         </w:tabs>
         <w:spacing w:line="360" w:lineRule="auto"/>
+        <w:ind w:left="0" w:firstLine="709"/>
         <w:jc w:val="both"/>
         <w:rPr>
           <w:sz w:val="28"/>
@@ -9456,6 +9412,7 @@
           <w:tab w:val="clear" w:pos="720"/>
         </w:tabs>
         <w:spacing w:line="360" w:lineRule="auto"/>
+        <w:ind w:left="0" w:firstLine="709"/>
         <w:jc w:val="both"/>
         <w:rPr>
           <w:sz w:val="28"/>
@@ -9481,6 +9438,7 @@
           <w:tab w:val="clear" w:pos="720"/>
         </w:tabs>
         <w:spacing w:line="360" w:lineRule="auto"/>
+        <w:ind w:left="0" w:firstLine="709"/>
         <w:jc w:val="both"/>
         <w:rPr>
           <w:sz w:val="28"/>
@@ -9568,6 +9526,7 @@
           <w:tab w:val="clear" w:pos="720"/>
         </w:tabs>
         <w:spacing w:line="360" w:lineRule="auto"/>
+        <w:ind w:left="0" w:firstLine="709"/>
         <w:jc w:val="both"/>
         <w:rPr>
           <w:sz w:val="28"/>
@@ -9634,6 +9593,7 @@
           <w:tab w:val="clear" w:pos="720"/>
         </w:tabs>
         <w:spacing w:line="360" w:lineRule="auto"/>
+        <w:ind w:left="0" w:firstLine="709"/>
         <w:jc w:val="both"/>
         <w:rPr>
           <w:sz w:val="28"/>
@@ -9675,6 +9635,7 @@
           <w:tab w:val="clear" w:pos="720"/>
         </w:tabs>
         <w:spacing w:line="360" w:lineRule="auto"/>
+        <w:ind w:left="0" w:firstLine="709"/>
         <w:jc w:val="both"/>
         <w:rPr>
           <w:sz w:val="28"/>
@@ -9702,64 +9663,7 @@
           <w:sz w:val="28"/>
           <w:szCs w:val="28"/>
         </w:rPr>
-        <w:t xml:space="preserve">-End (Сквозное тестирование пользовательских сценариев)  </w:t>
-      </w:r>
-    </w:p>
-    <w:p>
-      <w:pPr>
-        <w:pStyle w:val="ds-markdown-paragraph"/>
-        <w:numPr>
-          <w:ilvl w:val="0"/>
-          <w:numId w:val="43"/>
-        </w:numPr>
-        <w:tabs>
-          <w:tab w:val="clear" w:pos="720"/>
-        </w:tabs>
-        <w:spacing w:line="360" w:lineRule="auto"/>
-        <w:jc w:val="both"/>
-        <w:rPr>
-          <w:sz w:val="28"/>
-          <w:szCs w:val="28"/>
-        </w:rPr>
-      </w:pPr>
-      <w:r>
-        <w:rPr>
-          <w:sz w:val="28"/>
-          <w:szCs w:val="28"/>
-        </w:rPr>
-        <w:t xml:space="preserve">MVP — </w:t>
-      </w:r>
-      <w:proofErr w:type="spellStart"/>
-      <w:r>
-        <w:rPr>
-          <w:sz w:val="28"/>
-          <w:szCs w:val="28"/>
-        </w:rPr>
-        <w:t>Minimum</w:t>
-      </w:r>
-      <w:proofErr w:type="spellEnd"/>
-      <w:r>
-        <w:rPr>
-          <w:sz w:val="28"/>
-          <w:szCs w:val="28"/>
-        </w:rPr>
-        <w:t xml:space="preserve"> </w:t>
-      </w:r>
-      <w:proofErr w:type="spellStart"/>
-      <w:r>
-        <w:rPr>
-          <w:sz w:val="28"/>
-          <w:szCs w:val="28"/>
-        </w:rPr>
-        <w:t>Viable</w:t>
-      </w:r>
-      <w:proofErr w:type="spellEnd"/>
-      <w:r>
-        <w:rPr>
-          <w:sz w:val="28"/>
-          <w:szCs w:val="28"/>
-        </w:rPr>
-        <w:t xml:space="preserve"> Product (Минимально жизнеспособный продукт)</w:t>
+        <w:t>-End (Сквозное тестирование пользовательских сценариев)</w:t>
       </w:r>
       <w:r>
         <w:rPr>
@@ -9811,6 +9715,7 @@
           <w:numId w:val="40"/>
         </w:numPr>
         <w:spacing w:line="360" w:lineRule="auto"/>
+        <w:ind w:left="0" w:firstLine="709"/>
         <w:rPr>
           <w:sz w:val="28"/>
           <w:szCs w:val="28"/>
@@ -9841,6 +9746,7 @@
           <w:numId w:val="40"/>
         </w:numPr>
         <w:spacing w:line="360" w:lineRule="auto"/>
+        <w:ind w:left="0" w:firstLine="709"/>
         <w:rPr>
           <w:sz w:val="28"/>
           <w:szCs w:val="28"/>
@@ -9862,6 +9768,7 @@
           <w:numId w:val="40"/>
         </w:numPr>
         <w:spacing w:line="360" w:lineRule="auto"/>
+        <w:ind w:left="0" w:firstLine="709"/>
         <w:rPr>
           <w:sz w:val="28"/>
           <w:szCs w:val="28"/>
@@ -9892,6 +9799,7 @@
           <w:numId w:val="40"/>
         </w:numPr>
         <w:spacing w:line="360" w:lineRule="auto"/>
+        <w:ind w:left="0" w:firstLine="709"/>
         <w:rPr>
           <w:sz w:val="28"/>
           <w:szCs w:val="28"/>
@@ -9922,6 +9830,7 @@
           <w:numId w:val="40"/>
         </w:numPr>
         <w:spacing w:line="360" w:lineRule="auto"/>
+        <w:ind w:left="0" w:firstLine="709"/>
         <w:rPr>
           <w:sz w:val="28"/>
           <w:szCs w:val="28"/>
@@ -9952,6 +9861,7 @@
           <w:numId w:val="40"/>
         </w:numPr>
         <w:spacing w:line="360" w:lineRule="auto"/>
+        <w:ind w:left="0" w:firstLine="709"/>
         <w:rPr>
           <w:sz w:val="28"/>
           <w:szCs w:val="28"/>
@@ -9982,6 +9892,7 @@
           <w:numId w:val="40"/>
         </w:numPr>
         <w:spacing w:line="360" w:lineRule="auto"/>
+        <w:ind w:left="0" w:firstLine="709"/>
         <w:rPr>
           <w:sz w:val="28"/>
           <w:szCs w:val="28"/>
@@ -10019,6 +9930,7 @@
           <w:numId w:val="40"/>
         </w:numPr>
         <w:spacing w:line="360" w:lineRule="auto"/>
+        <w:ind w:left="0" w:firstLine="709"/>
         <w:rPr>
           <w:sz w:val="28"/>
           <w:szCs w:val="28"/>
@@ -10040,17 +9952,6 @@
         </w:rPr>
         <w:t>: руководство по контейнеризации [Электронный ресурс]. — Режим доступа: https://docs.docker.com/.</w:t>
       </w:r>
-    </w:p>
-    <w:p>
-      <w:pPr>
-        <w:pStyle w:val="ds-markdown-paragraph"/>
-        <w:spacing w:line="360" w:lineRule="auto"/>
-        <w:ind w:left="720"/>
-        <w:rPr>
-          <w:sz w:val="28"/>
-          <w:szCs w:val="28"/>
-        </w:rPr>
-      </w:pPr>
     </w:p>
     <w:p>
       <w:pPr>
@@ -10990,20 +10891,6 @@
     </w:p>
     <w:p>
       <w:pPr>
-        <w:tabs>
-          <w:tab w:val="left" w:pos="10348"/>
-        </w:tabs>
-        <w:spacing w:after="0" w:line="360" w:lineRule="auto"/>
-        <w:rPr>
-          <w:rFonts w:ascii="Times New Roman" w:eastAsia="Times New Roman" w:hAnsi="Times New Roman" w:cs="Times New Roman"/>
-          <w:b/>
-          <w:sz w:val="28"/>
-          <w:szCs w:val="28"/>
-        </w:rPr>
-      </w:pPr>
-    </w:p>
-    <w:p>
-      <w:pPr>
         <w:spacing w:after="160" w:line="259" w:lineRule="auto"/>
         <w:rPr>
           <w:rFonts w:ascii="Times New Roman" w:eastAsia="Times New Roman" w:hAnsi="Times New Roman" w:cs="Times New Roman"/>
@@ -11032,7 +10919,7 @@
           <w:headerReference w:type="default" r:id="rId19"/>
           <w:footerReference w:type="default" r:id="rId20"/>
           <w:pgSz w:w="11906" w:h="16838" w:code="9"/>
-          <w:pgMar w:top="794" w:right="737" w:bottom="340" w:left="1644" w:header="0" w:footer="0" w:gutter="0"/>
+          <w:pgMar w:top="1134" w:right="567" w:bottom="851" w:left="1304" w:header="0" w:footer="0" w:gutter="0"/>
           <w:cols w:space="708"/>
           <w:docGrid w:linePitch="360"/>
         </w:sectPr>
@@ -11081,7 +10968,7 @@
     <w:sectPr>
       <w:headerReference w:type="default" r:id="rId21"/>
       <w:pgSz w:w="11906" w:h="16838" w:code="9"/>
-      <w:pgMar w:top="794" w:right="737" w:bottom="340" w:left="1644" w:header="0" w:footer="0" w:gutter="0"/>
+      <w:pgMar w:top="1134" w:right="567" w:bottom="851" w:left="1304" w:header="0" w:footer="0" w:gutter="0"/>
       <w:cols w:space="708"/>
       <w:docGrid w:linePitch="360"/>
     </w:sectPr>
@@ -21142,8 +21029,8 @@
     <w:basedOn w:val="a0"/>
     <w:rsid w:val="00950C81"/>
   </w:style>
-  <w:style w:type="paragraph" w:customStyle="1" w:styleId="Normal">
-    <w:name w:val="Normal"/>
+  <w:style w:type="paragraph" w:customStyle="1" w:styleId="22">
+    <w:name w:val="Обычный2"/>
     <w:rsid w:val="005E0F6D"/>
     <w:pPr>
       <w:spacing w:after="0" w:line="240" w:lineRule="auto"/>

--- a/students/SokolovaMargarita/task_03/Пояснительная_записка.docx
+++ b/students/SokolovaMargarita/task_03/Пояснительная_записка.docx
@@ -3337,7 +3337,21 @@
           <w:sz w:val="28"/>
           <w:szCs w:val="28"/>
         </w:rPr>
-        <w:t xml:space="preserve"> веб‑приложения для управления кулинарными рецептами с аутентификацией и авторизацией на основе JWT, разграничением прав доступа (USER и ADMIN), ведением справочника ингредиентов и пользовательских коллекций. Для достижения цели выполнены анализ требований, проектирование модели данных, разработка REST API и пользовательского интерфейса, а также тестирование ключевых функций. В результате реализован проект </w:t>
+        <w:t xml:space="preserve"> веб‑приложения для управления кулинарными рецептами с аутентификацией и авторизацией на основе JWT</w:t>
+      </w:r>
+      <w:r>
+        <w:rPr>
+          <w:sz w:val="28"/>
+          <w:szCs w:val="28"/>
+        </w:rPr>
+        <w:t xml:space="preserve"> [6]</w:t>
+      </w:r>
+      <w:r>
+        <w:rPr>
+          <w:sz w:val="28"/>
+          <w:szCs w:val="28"/>
+        </w:rPr>
+        <w:t xml:space="preserve">, разграничением прав доступа (USER и ADMIN), ведением справочника ингредиентов и пользовательских коллекций. Для достижения цели выполнены анализ требований, проектирование модели данных, разработка REST API и пользовательского интерфейса, а также тестирование ключевых функций. В результате реализован проект </w:t>
       </w:r>
       <w:proofErr w:type="spellStart"/>
       <w:r>
@@ -3533,7 +3547,28 @@
           <w:sz w:val="28"/>
           <w:szCs w:val="28"/>
         </w:rPr>
-        <w:t xml:space="preserve"> веб-приложения для управления кулинарными рецептами и ингредиентами. Предметная область охватывает процессы создания и хранения рецептов, описания состава блюд через перечень ингредиентов, а также взаимодействие пользователя с контентом через формирование личной коллекции рецептов. Дополнительно система должна поддерживать поиск и фильтрацию, что позволяет пользователю подбирать блюда по доступным продуктам и параметрам приготовления. В качестве архитектурного подхода используется клиент-серверная модель. Клиентская часть представляет собой браузерное веб-приложение, обеспечивающее пользовательский интерфейс, ввод данных и навигацию по страницам. Серверная часть реализует бизнес-логику, обработку запросов, проверку прав доступа и взаимодействие с базой данных. Обмен данными выполняется по протоколу HTTP в рамках REST-подхода, при этом формат передаваемых данных представлен JSON. Хранение данных организовано в реляционной базе данных </w:t>
+        <w:t xml:space="preserve"> веб-приложения для управления кулинарными рецептами и ингредиентами. Предметная область охватывает процессы создания и хранения рецептов, описания состава блюд через перечень ингредиентов, а также взаимодействие пользователя с контентом через формирование личной коллекции рецептов. Дополнительно система должна поддерживать поиск и фильтрацию, что позволяет пользователю подбирать блюда по доступным продуктам и параметрам приготовления. В качестве архитектурного подхода используется клиент-серверная модель. Клиентская часть представляет собой браузерное веб-приложение, обеспечивающее пользовательский интерфейс, ввод данных и навигацию по страницам. Серверная часть реализует бизнес-логику, обработку запросов, проверку прав доступа и взаимодействие с базой данных. Обмен данными выполняется по протоколу HTTP</w:t>
+      </w:r>
+      <w:r>
+        <w:rPr>
+          <w:sz w:val="28"/>
+          <w:szCs w:val="28"/>
+        </w:rPr>
+        <w:t xml:space="preserve"> </w:t>
+      </w:r>
+      <w:r>
+        <w:rPr>
+          <w:sz w:val="28"/>
+          <w:szCs w:val="28"/>
+        </w:rPr>
+        <w:t>[2]</w:t>
+      </w:r>
+      <w:r>
+        <w:rPr>
+          <w:sz w:val="28"/>
+          <w:szCs w:val="28"/>
+        </w:rPr>
+        <w:t xml:space="preserve"> в рамках REST-подхода, при этом формат передаваемых данных представлен JSON. Хранение данных организовано в реляционной базе данных </w:t>
       </w:r>
       <w:proofErr w:type="spellStart"/>
       <w:r>
@@ -3589,7 +3624,28 @@
           <w:sz w:val="28"/>
           <w:szCs w:val="28"/>
         </w:rPr>
-        <w:t xml:space="preserve"> и аутентификация по JWT-токенам, передаваемым в заголовке </w:t>
+        <w:t xml:space="preserve"> и аутентификация по JWT-токенам</w:t>
+      </w:r>
+      <w:r>
+        <w:rPr>
+          <w:sz w:val="28"/>
+          <w:szCs w:val="28"/>
+        </w:rPr>
+        <w:t xml:space="preserve"> </w:t>
+      </w:r>
+      <w:r>
+        <w:rPr>
+          <w:sz w:val="28"/>
+          <w:szCs w:val="28"/>
+        </w:rPr>
+        <w:t>[6]</w:t>
+      </w:r>
+      <w:r>
+        <w:rPr>
+          <w:sz w:val="28"/>
+          <w:szCs w:val="28"/>
+        </w:rPr>
+        <w:t xml:space="preserve">, передаваемым в заголовке </w:t>
       </w:r>
       <w:proofErr w:type="spellStart"/>
       <w:r>
@@ -3689,7 +3745,28 @@
           <w:sz w:val="28"/>
           <w:szCs w:val="28"/>
         </w:rPr>
-        <w:t xml:space="preserve">Функциональные требования определяют набор возможностей, предоставляемых системой для решения задач управления рецептами и персональными коллекциями пользователей. Базовой функцией является работа с учетной записью пользователя, включающая регистрацию и вход в систему. После успешной аутентификации пользователю выдается JWT-токен, который используется для доступа к защищенным методам API. Для контроля доступа реализовано ролевое разграничение прав, где предусмотрены роли USER и ADMIN. Обычный пользователь имеет доступ к просмотру рецептов и ингредиентов, а также к управлению собственной коллекцией, в то время как административная роль дополнительно предоставляет операции создания, изменения и удаления справочных данных и рецептов. Система поддерживает ведение справочника ингредиентов. Пользователю доступно получение списка ингредиентов, поиск по названию или описанию и фильтрация по категориям. Для роли ADMIN предусмотрены операции добавления новых ингредиентов, редактирования их характеристик и удаления, при этом удаление допускается только в случае отсутствия использования ингредиента в рецептах, что обеспечивает логическую целостность данных. Ключевой сущностью системы является рецепт. Реализованы операции получения списка рецептов и просмотра детальной информации по выбранному рецепту, включая состав, количество ингредиентов и последовательность шагов приготовления. Для роли ADMIN предусмотрено создание рецепта с указанием времени приготовления, сложности, описания, списка ингредиентов с количеством и примечаниями, а также набора инструкций, представленных </w:t>
+        <w:t>Функциональные требования определяют набор возможностей, предоставляемых системой для решения задач управления рецептами и персональными коллекциями пользователей. Базовой функцией является работа с учетной записью пользователя, включающая регистрацию и вход в систему. После успешной аутентификации пользователю выдается JWT-токен</w:t>
+      </w:r>
+      <w:r>
+        <w:rPr>
+          <w:sz w:val="28"/>
+          <w:szCs w:val="28"/>
+        </w:rPr>
+        <w:t xml:space="preserve"> </w:t>
+      </w:r>
+      <w:r>
+        <w:rPr>
+          <w:sz w:val="28"/>
+          <w:szCs w:val="28"/>
+        </w:rPr>
+        <w:t>[6]</w:t>
+      </w:r>
+      <w:r>
+        <w:rPr>
+          <w:sz w:val="28"/>
+          <w:szCs w:val="28"/>
+        </w:rPr>
+        <w:t xml:space="preserve">, который используется для доступа к защищенным методам API. Для контроля доступа реализовано ролевое разграничение прав, где предусмотрены роли USER и ADMIN. Обычный пользователь имеет доступ к просмотру рецептов и ингредиентов, а также к управлению собственной коллекцией, в то время как административная роль дополнительно предоставляет операции создания, изменения и удаления справочных данных и рецептов. Система поддерживает ведение справочника ингредиентов. Пользователю доступно получение списка ингредиентов, поиск по названию или описанию и фильтрация по категориям. Для роли ADMIN предусмотрены операции добавления новых ингредиентов, редактирования их характеристик и удаления, при этом удаление допускается только в случае отсутствия использования ингредиента в рецептах, что обеспечивает логическую целостность данных. Ключевой сущностью системы является рецепт. Реализованы операции получения списка рецептов и просмотра детальной информации по выбранному рецепту, включая состав, количество ингредиентов и последовательность шагов приготовления. Для роли ADMIN предусмотрено создание рецепта с указанием времени приготовления, сложности, описания, списка ингредиентов с количеством и примечаниями, а также набора инструкций, представленных </w:t>
       </w:r>
       <w:r>
         <w:rPr>
@@ -3788,7 +3865,28 @@
           <w:sz w:val="28"/>
           <w:szCs w:val="28"/>
         </w:rPr>
-        <w:t xml:space="preserve">, при котором сервер не хранит состояние сессий, а аутентификация выполняется через JWT, что позволяет запускать несколько экземпляров </w:t>
+        <w:t>, при котором сервер не хранит состояние сессий, а аутентификация выполняется через JWT</w:t>
+      </w:r>
+      <w:r>
+        <w:rPr>
+          <w:sz w:val="28"/>
+          <w:szCs w:val="28"/>
+        </w:rPr>
+        <w:t xml:space="preserve"> </w:t>
+      </w:r>
+      <w:r>
+        <w:rPr>
+          <w:sz w:val="28"/>
+          <w:szCs w:val="28"/>
+        </w:rPr>
+        <w:t>[6]</w:t>
+      </w:r>
+      <w:r>
+        <w:rPr>
+          <w:sz w:val="28"/>
+          <w:szCs w:val="28"/>
+        </w:rPr>
+        <w:t xml:space="preserve">, что позволяет запускать несколько экземпляров </w:t>
       </w:r>
       <w:proofErr w:type="spellStart"/>
       <w:r>
@@ -3804,7 +3902,28 @@
           <w:sz w:val="28"/>
           <w:szCs w:val="28"/>
         </w:rPr>
-        <w:t xml:space="preserve"> без изменения бизнес-логики и упрощает дальнейшее развертывание. Безопасность обеспечивается механизмом аутентификации по JWT и авторизацией по ролям USER и ADMIN, что предотвращает доступ </w:t>
+        <w:t xml:space="preserve"> без изменения бизнес-логики и упрощает дальнейшее развертывание. Безопасность обеспечивается механизмом аутентификации по JWT</w:t>
+      </w:r>
+      <w:r>
+        <w:rPr>
+          <w:sz w:val="28"/>
+          <w:szCs w:val="28"/>
+        </w:rPr>
+        <w:t xml:space="preserve"> </w:t>
+      </w:r>
+      <w:r>
+        <w:rPr>
+          <w:sz w:val="28"/>
+          <w:szCs w:val="28"/>
+        </w:rPr>
+        <w:t>[6]</w:t>
+      </w:r>
+      <w:r>
+        <w:rPr>
+          <w:sz w:val="28"/>
+          <w:szCs w:val="28"/>
+        </w:rPr>
+        <w:t xml:space="preserve"> и авторизацией по ролям USER и ADMIN, что предотвращает доступ </w:t>
       </w:r>
       <w:proofErr w:type="spellStart"/>
       <w:r>
@@ -4033,7 +4152,21 @@
           <w:szCs w:val="28"/>
         </w:rPr>
         <w:lastRenderedPageBreak/>
-        <w:t xml:space="preserve">рамки задания. Изображения рецептов и ингредиентов представлены ссылками или строковыми значениями, а полноценная загрузка файлов, хранение медиа и управление файловым хранилищем не реализуются и рассматриваются как возможное направление развития. Предполагается, что пользователи обладают базовыми навыками работы с веб-приложениями и понимают процедуры регистрации, входа и выполнения поиска, поэтому встроенные обучающие сценарии и расширенная справочная система не являются обязательными. Ограничением также является отсутствие обновлений данных в реальном времени и сложных социальных функций, таких как рейтинги, отзывы, подписки или рекомендации, поскольку основной целью является демонстрация корректной реализации REST API, модели данных, ролей и ключевых пользовательских сценариев. Допущением является работа приложения в локальной среде разработки, где допускаются упрощенные настройки CORS, а использование защищенного соединения на уровне инфраструктуры относится к задачам </w:t>
+        <w:t>рамки задания. Изображения рецептов и ингредиентов представлены ссылками или строковыми значениями, а полноценная загрузка файлов, хранение медиа и управление файловым хранилищем не реализуются и рассматриваются как возможное направление развития. Предполагается, что пользователи обладают базовыми навыками работы с веб-приложениями и понимают процедуры регистрации, входа и выполнения поиска, поэтому встроенные обучающие сценарии и расширенная справочная система не являются обязательными. Ограничением также является отсутствие обновлений данных в реальном времени и сложных социальных функций, таких как рейтинги, отзывы, подписки или рекомендации, поскольку основной целью является демонстрация корректной реализации REST API, модели данных, ролей и ключевых пользовательских сценариев. Допущением является работа приложения в локальной среде разработки, где допускаются упрощенные настройки CORS</w:t>
+      </w:r>
+      <w:r>
+        <w:rPr>
+          <w:sz w:val="28"/>
+          <w:szCs w:val="28"/>
+        </w:rPr>
+        <w:t xml:space="preserve"> [8]</w:t>
+      </w:r>
+      <w:r>
+        <w:rPr>
+          <w:sz w:val="28"/>
+          <w:szCs w:val="28"/>
+        </w:rPr>
+        <w:t xml:space="preserve">, а использование защищенного соединения на уровне инфраструктуры относится к задачам </w:t>
       </w:r>
       <w:proofErr w:type="spellStart"/>
       <w:r>
@@ -4258,7 +4391,28 @@
           <w:sz w:val="28"/>
           <w:szCs w:val="28"/>
         </w:rPr>
-        <w:t>В данном разделе приводится описание основных сущностей предметной области и их связей, а также алгоритмы, лежащие в основе ключевых операций системы управления кулинарными рецептами. Алгоритмы формулируются в виде текстовых описаний и псевдокода и отражают фактическую реализацию серверной части приложения, включая получение списка рецептов с фильтрацией, поиск рецептов по набору ингредиентов, операции управления справочником ингредиентов и личной коллекцией пользователя, а также механизмы обеспечения целостности данных. Отдельное внимание уделено согласованности данных при операциях, затрагивающих несколько таблиц, и схеме аутентификации на основе JWT, поскольку именно эти элементы определяют корректность работы бизнес-логики и безопасность доступа к защищенным операциям.</w:t>
+        <w:t>В данном разделе приводится описание основных сущностей предметной области и их связей, а также алгоритмы, лежащие в основе ключевых операций системы управления кулинарными рецептами. Алгоритмы формулируются в виде текстовых описаний и псевдокода и отражают фактическую реализацию серверной части приложения, включая получение списка рецептов с фильтрацией, поиск рецептов по набору ингредиентов, операции управления справочником ингредиентов и личной коллекцией пользователя, а также механизмы обеспечения целостности данных. Отдельное внимание уделено согласованности данных при операциях, затрагивающих несколько таблиц, и схеме аутентификации на основе JWT</w:t>
+      </w:r>
+      <w:r>
+        <w:rPr>
+          <w:sz w:val="28"/>
+          <w:szCs w:val="28"/>
+        </w:rPr>
+        <w:t xml:space="preserve"> </w:t>
+      </w:r>
+      <w:r>
+        <w:rPr>
+          <w:sz w:val="28"/>
+          <w:szCs w:val="28"/>
+        </w:rPr>
+        <w:t>[6]</w:t>
+      </w:r>
+      <w:r>
+        <w:rPr>
+          <w:sz w:val="28"/>
+          <w:szCs w:val="28"/>
+        </w:rPr>
+        <w:t>, поскольку именно эти элементы определяют корректность работы бизнес-логики и безопасность доступа к защищенным операциям.</w:t>
       </w:r>
     </w:p>
     <w:p>
@@ -5520,7 +5674,21 @@
           <w:sz w:val="28"/>
           <w:szCs w:val="28"/>
         </w:rPr>
-        <w:t xml:space="preserve">Аутентификация в системе реализована на основе JWT и предназначена для идентификации пользователя и защиты операций изменения данных. После регистрации или входа пользователь получает JWT-токен, содержащий идентификатор пользователя и его роль. Токен подписывается секретным ключом сервера и имеет срок действия, что снижает риск несанкционированного длительного использования. На стороне клиента токен сохраняется в состоянии приложения и добавляется к запросам к защищенным </w:t>
+        <w:t xml:space="preserve">Аутентификация в системе реализована на основе JWT </w:t>
+      </w:r>
+      <w:r>
+        <w:rPr>
+          <w:sz w:val="28"/>
+          <w:szCs w:val="28"/>
+        </w:rPr>
+        <w:t>[6]</w:t>
+      </w:r>
+      <w:r>
+        <w:rPr>
+          <w:sz w:val="28"/>
+          <w:szCs w:val="28"/>
+        </w:rPr>
+        <w:t xml:space="preserve">и предназначена для идентификации пользователя и защиты операций изменения данных. После регистрации или входа пользователь получает JWT-токен, содержащий идентификатор пользователя и его роль. Токен подписывается секретным ключом сервера и имеет срок действия, что снижает риск несанкционированного длительного использования. На стороне клиента токен сохраняется в состоянии приложения и добавляется к запросам к защищенным </w:t>
       </w:r>
       <w:proofErr w:type="spellStart"/>
       <w:r>
@@ -5854,7 +6022,28 @@
           <w:sz w:val="28"/>
           <w:szCs w:val="28"/>
         </w:rPr>
-        <w:t xml:space="preserve">, что обеспечивает простое развертывание в учебной среде и поддерживает реляционные связи между сущностями. Для аутентификации используется JWT, который выдается при регистрации или входе и далее передается в заголовке </w:t>
+        <w:t>, что обеспечивает простое развертывание в учебной среде и поддерживает реляционные связи между сущностями. Для аутентификации используется JWT</w:t>
+      </w:r>
+      <w:r>
+        <w:rPr>
+          <w:sz w:val="28"/>
+          <w:szCs w:val="28"/>
+        </w:rPr>
+        <w:t xml:space="preserve"> </w:t>
+      </w:r>
+      <w:r>
+        <w:rPr>
+          <w:sz w:val="28"/>
+          <w:szCs w:val="28"/>
+        </w:rPr>
+        <w:t>[6]</w:t>
+      </w:r>
+      <w:r>
+        <w:rPr>
+          <w:sz w:val="28"/>
+          <w:szCs w:val="28"/>
+        </w:rPr>
+        <w:t xml:space="preserve">, который выдается при регистрации или входе и далее передается в заголовке </w:t>
       </w:r>
       <w:proofErr w:type="spellStart"/>
       <w:r>
@@ -6196,7 +6385,28 @@
           <w:sz w:val="28"/>
           <w:szCs w:val="28"/>
         </w:rPr>
-        <w:t xml:space="preserve"> для хеширования паролей и библиотек для формирования и проверки JWT токенов, что позволяет реализовать надежную аутентификацию и разграничение прав по ролям USER и ADMIN.</w:t>
+        <w:t xml:space="preserve"> для хеширования паролей и библиотек для формирования и проверки JWT</w:t>
+      </w:r>
+      <w:r>
+        <w:rPr>
+          <w:sz w:val="28"/>
+          <w:szCs w:val="28"/>
+        </w:rPr>
+        <w:t xml:space="preserve"> </w:t>
+      </w:r>
+      <w:r>
+        <w:rPr>
+          <w:sz w:val="28"/>
+          <w:szCs w:val="28"/>
+        </w:rPr>
+        <w:t>[6]</w:t>
+      </w:r>
+      <w:r>
+        <w:rPr>
+          <w:sz w:val="28"/>
+          <w:szCs w:val="28"/>
+        </w:rPr>
+        <w:t xml:space="preserve"> токенов, что позволяет реализовать надежную аутентификацию и разграничение прав по ролям USER и ADMIN.</w:t>
       </w:r>
     </w:p>
     <w:p>
@@ -6313,7 +6523,28 @@
           <w:sz w:val="28"/>
           <w:szCs w:val="28"/>
         </w:rPr>
-        <w:t>, создание JWT токенов и их верификацию. Маршруты аутентификации реализуют регистрацию и вход пользователя с выдачей токена, а также метод /</w:t>
+        <w:t>, создание JWT</w:t>
+      </w:r>
+      <w:r>
+        <w:rPr>
+          <w:sz w:val="28"/>
+          <w:szCs w:val="28"/>
+        </w:rPr>
+        <w:t xml:space="preserve"> </w:t>
+      </w:r>
+      <w:r>
+        <w:rPr>
+          <w:sz w:val="28"/>
+          <w:szCs w:val="28"/>
+        </w:rPr>
+        <w:t>[6]</w:t>
+      </w:r>
+      <w:r>
+        <w:rPr>
+          <w:sz w:val="28"/>
+          <w:szCs w:val="28"/>
+        </w:rPr>
+        <w:t xml:space="preserve"> токенов и их верификацию. Маршруты аутентификации реализуют регистрацию и вход пользователя с выдачей токена, а также метод /</w:t>
       </w:r>
       <w:proofErr w:type="spellStart"/>
       <w:r>
@@ -6600,7 +6831,28 @@
           <w:sz w:val="28"/>
           <w:szCs w:val="28"/>
         </w:rPr>
-        <w:t xml:space="preserve"> и получают JWT токен, который сохраняется в состоянии приложения через </w:t>
+        <w:t xml:space="preserve"> и получают JWT</w:t>
+      </w:r>
+      <w:r>
+        <w:rPr>
+          <w:sz w:val="28"/>
+          <w:szCs w:val="28"/>
+        </w:rPr>
+        <w:t xml:space="preserve"> </w:t>
+      </w:r>
+      <w:r>
+        <w:rPr>
+          <w:sz w:val="28"/>
+          <w:szCs w:val="28"/>
+        </w:rPr>
+        <w:t>[6]</w:t>
+      </w:r>
+      <w:r>
+        <w:rPr>
+          <w:sz w:val="28"/>
+          <w:szCs w:val="28"/>
+        </w:rPr>
+        <w:t xml:space="preserve"> токен, который сохраняется в состоянии приложения через </w:t>
       </w:r>
       <w:proofErr w:type="spellStart"/>
       <w:r>
@@ -6680,7 +6932,7 @@
           <w:sz w:val="28"/>
           <w:szCs w:val="28"/>
         </w:rPr>
-        <w:t xml:space="preserve">, где пользователь видит сохраненные рецепты, может отметить прогресс, редактировать заметки и управлять статусом выполнения. Для роли ADMIN доступны административные страницы, позволяющие управлять ингредиентами и создавать рецепты через форму добавления, что обеспечивает контроль качества контента и справочных данных. </w:t>
+        <w:t xml:space="preserve">, где пользователь видит сохраненные рецепты, может отметить прогресс, редактировать заметки и управлять статусом выполнения. Для роли ADMIN доступны административные страницы, позволяющие управлять ингредиентами и создавать рецепты через форму добавления, что обеспечивает контроль качества контента и справочных </w:t>
       </w:r>
       <w:r>
         <w:rPr>
@@ -6688,7 +6940,7 @@
           <w:szCs w:val="28"/>
         </w:rPr>
         <w:lastRenderedPageBreak/>
-        <w:t>Обработка ошибок интерфейса реализована через отображение сообщений пользователю при неуспешных запросах или некорректном вводе.</w:t>
+        <w:t>данных. Обработка ошибок интерфейса реализована через отображение сообщений пользователю при неуспешных запросах или некорректном вводе.</w:t>
       </w:r>
     </w:p>
     <w:p>
@@ -7139,7 +7391,28 @@
           <w:sz w:val="28"/>
           <w:szCs w:val="28"/>
         </w:rPr>
-        <w:t>, сгруппированных по предметным областям и предназначенных для работы с пользователями, ингредиентами, рецептами и пользовательскими коллекциями. Методы аутентификации включают регистрацию и вход пользователя, в результате чего сервер возвращает JWT токен для последующей авторизации запросов. Метод /</w:t>
+        <w:t>, сгруппированных по предметным областям и предназначенных для работы с пользователями, ингредиентами, рецептами и пользовательскими коллекциями. Методы аутентификации включают регистрацию и вход пользователя, в результате чего сервер возвращает JWT</w:t>
+      </w:r>
+      <w:r>
+        <w:rPr>
+          <w:sz w:val="28"/>
+          <w:szCs w:val="28"/>
+        </w:rPr>
+        <w:t xml:space="preserve"> </w:t>
+      </w:r>
+      <w:r>
+        <w:rPr>
+          <w:sz w:val="28"/>
+          <w:szCs w:val="28"/>
+        </w:rPr>
+        <w:t>[6]</w:t>
+      </w:r>
+      <w:r>
+        <w:rPr>
+          <w:sz w:val="28"/>
+          <w:szCs w:val="28"/>
+        </w:rPr>
+        <w:t xml:space="preserve"> токен для последующей авторизации запросов. Метод /</w:t>
       </w:r>
       <w:proofErr w:type="spellStart"/>
       <w:r>
@@ -7243,7 +7516,21 @@
           <w:sz w:val="28"/>
           <w:szCs w:val="28"/>
         </w:rPr>
-        <w:t>, а ошибки возвращаются с корректными HTTP статусами, включая ошибки валидации, отсутствие прав доступа и отсутствие ресурса.</w:t>
+        <w:t>, а ошибки возвращаются с корректными HTTP</w:t>
+      </w:r>
+      <w:r>
+        <w:rPr>
+          <w:sz w:val="28"/>
+          <w:szCs w:val="28"/>
+        </w:rPr>
+        <w:t xml:space="preserve"> [2]</w:t>
+      </w:r>
+      <w:r>
+        <w:rPr>
+          <w:sz w:val="28"/>
+          <w:szCs w:val="28"/>
+        </w:rPr>
+        <w:t xml:space="preserve"> статусами, включая ошибки валидации, отсутствие прав доступа и отсутствие ресурса.</w:t>
       </w:r>
     </w:p>
     <w:p>
@@ -7718,7 +8005,28 @@
           <w:sz w:val="28"/>
           <w:szCs w:val="28"/>
         </w:rPr>
-        <w:t xml:space="preserve"> был указан в конфигурации запросов, а CORS настройки на сервере позволяли обращения от адреса </w:t>
+        <w:t xml:space="preserve"> был указан в конфигурации запросов, а CORS</w:t>
+      </w:r>
+      <w:r>
+        <w:rPr>
+          <w:sz w:val="28"/>
+          <w:szCs w:val="28"/>
+        </w:rPr>
+        <w:t xml:space="preserve"> </w:t>
+      </w:r>
+      <w:r>
+        <w:rPr>
+          <w:sz w:val="28"/>
+          <w:szCs w:val="28"/>
+        </w:rPr>
+        <w:t>[8]</w:t>
+      </w:r>
+      <w:r>
+        <w:rPr>
+          <w:sz w:val="28"/>
+          <w:szCs w:val="28"/>
+        </w:rPr>
+        <w:t xml:space="preserve"> настройки на сервере позволяли обращения от адреса </w:t>
       </w:r>
       <w:proofErr w:type="spellStart"/>
       <w:r>
@@ -7930,7 +8238,49 @@
           <w:sz w:val="28"/>
           <w:szCs w:val="28"/>
         </w:rPr>
-        <w:t xml:space="preserve"> собираются в отдельные образы и запускаются как сервисы, а конфигурация задается через переменные окружения. При деплое в контейнерной среде важным шагом является настройка секретов, включая ключ подписи JWT, а также корректная настройка CORS и адресов взаимодействия между компонентами. Для обеспечения стабильности рекомендуется добавить проверки готовности сервиса через </w:t>
+        <w:t xml:space="preserve"> собираются в отдельные образы и запускаются как сервисы, а конфигурация задается через переменные окружения. При деплое в контейнерной среде важным шагом является настройка секретов, включая ключ подписи JWT</w:t>
+      </w:r>
+      <w:r>
+        <w:rPr>
+          <w:sz w:val="28"/>
+          <w:szCs w:val="28"/>
+        </w:rPr>
+        <w:t xml:space="preserve"> </w:t>
+      </w:r>
+      <w:r>
+        <w:rPr>
+          <w:sz w:val="28"/>
+          <w:szCs w:val="28"/>
+        </w:rPr>
+        <w:t>[6]</w:t>
+      </w:r>
+      <w:r>
+        <w:rPr>
+          <w:sz w:val="28"/>
+          <w:szCs w:val="28"/>
+        </w:rPr>
+        <w:t>, а также корректная настройка CORS</w:t>
+      </w:r>
+      <w:r>
+        <w:rPr>
+          <w:sz w:val="28"/>
+          <w:szCs w:val="28"/>
+        </w:rPr>
+        <w:t xml:space="preserve"> </w:t>
+      </w:r>
+      <w:r>
+        <w:rPr>
+          <w:sz w:val="28"/>
+          <w:szCs w:val="28"/>
+        </w:rPr>
+        <w:t>[8]</w:t>
+      </w:r>
+      <w:r>
+        <w:rPr>
+          <w:sz w:val="28"/>
+          <w:szCs w:val="28"/>
+        </w:rPr>
+        <w:t xml:space="preserve"> и адресов взаимодействия между компонентами. Для обеспечения стабильности рекомендуется добавить проверки готовности сервиса через </w:t>
       </w:r>
       <w:proofErr w:type="spellStart"/>
       <w:r>
@@ -8223,7 +8573,28 @@
           <w:sz w:val="28"/>
           <w:szCs w:val="28"/>
         </w:rPr>
-        <w:t xml:space="preserve">Тестирование системы организовано на нескольких уровнях, каждый из которых покрывает отдельный класс рисков и ошибок. На уровне модульных проверок тестируются вспомогательные функции серверной части, включая хеширование паролей, генерацию и верификацию JWT токенов, а также валидацию входных данных и корректность преобразований структур, например </w:t>
+        <w:t>Тестирование системы организовано на нескольких уровнях, каждый из которых покрывает отдельный класс рисков и ошибок. На уровне модульных проверок тестируются вспомогательные функции серверной части, включая хеширование паролей, генерацию и верификацию JWT</w:t>
+      </w:r>
+      <w:r>
+        <w:rPr>
+          <w:sz w:val="28"/>
+          <w:szCs w:val="28"/>
+        </w:rPr>
+        <w:t xml:space="preserve"> </w:t>
+      </w:r>
+      <w:r>
+        <w:rPr>
+          <w:sz w:val="28"/>
+          <w:szCs w:val="28"/>
+        </w:rPr>
+        <w:t>[6]</w:t>
+      </w:r>
+      <w:r>
+        <w:rPr>
+          <w:sz w:val="28"/>
+          <w:szCs w:val="28"/>
+        </w:rPr>
+        <w:t xml:space="preserve"> токенов, а также валидацию входных данных и корректность преобразований структур, например </w:t>
       </w:r>
       <w:proofErr w:type="spellStart"/>
       <w:r>
@@ -8363,7 +8734,28 @@
           <w:sz w:val="28"/>
           <w:szCs w:val="28"/>
         </w:rPr>
-        <w:t xml:space="preserve"> возвращается ошибка, при этом пароль не хранится в открытом виде. В рамках проверки входа подтверждается, что при корректных учетных данных возвращается JWT токен, а при неверном пароле или отсутствии пользователя возвращается ошибка авторизации. В рамках проверок безопасности подтверждается, что запросы к защищенным </w:t>
+        <w:t xml:space="preserve"> возвращается ошибка, при этом пароль не хранится в открытом виде. В рамках проверки входа подтверждается, что при корректных учетных данных возвращается JWT</w:t>
+      </w:r>
+      <w:r>
+        <w:rPr>
+          <w:sz w:val="28"/>
+          <w:szCs w:val="28"/>
+        </w:rPr>
+        <w:t xml:space="preserve"> </w:t>
+      </w:r>
+      <w:r>
+        <w:rPr>
+          <w:sz w:val="28"/>
+          <w:szCs w:val="28"/>
+        </w:rPr>
+        <w:t>[6]</w:t>
+      </w:r>
+      <w:r>
+        <w:rPr>
+          <w:sz w:val="28"/>
+          <w:szCs w:val="28"/>
+        </w:rPr>
+        <w:t xml:space="preserve"> токен, а при неверном пароле или отсутствии пользователя возвращается ошибка авторизации. В рамках проверок безопасности подтверждается, что запросы к защищенным </w:t>
       </w:r>
       <w:proofErr w:type="spellStart"/>
       <w:r>
@@ -8427,7 +8819,7 @@
           <w:sz w:val="28"/>
           <w:szCs w:val="28"/>
         </w:rPr>
-        <w:t xml:space="preserve">. Отдельно проверяется поиск рецептов по ингредиентам, где подтверждается, что при заданном наборе ингредиентов возвращаются только подходящие рецепты и корректно учитываются дополнительные параметры, такие как максимальное время и сложность. В рамках сценариев пользовательской коллекции проверяется добавление рецепта в коллекцию, запрет повторного добавления одного и того же рецепта, получение списка сохраненных рецептов, обновление </w:t>
+        <w:t xml:space="preserve">. Отдельно проверяется поиск рецептов по ингредиентам, где подтверждается, что при заданном наборе ингредиентов возвращаются только подходящие рецепты и корректно учитываются дополнительные параметры, такие как максимальное время и сложность. В рамках сценариев пользовательской коллекции проверяется добавление рецепта в коллекцию, запрет повторного добавления одного и того же рецепта, получение списка сохраненных </w:t>
       </w:r>
       <w:r>
         <w:rPr>
@@ -8435,7 +8827,44 @@
           <w:szCs w:val="28"/>
         </w:rPr>
         <w:lastRenderedPageBreak/>
-        <w:t>чек-листа, заметок и статуса выполнения, а также удаление рецепта из коллекции с проверкой прав доступа. В рамках негативных проверок подтверждается, что сервер возвращает корректные HTTP статусы и сообщения при некорректных входных данных и при отсутствии прав на выполнение операций.</w:t>
+        <w:t>рецептов, обновление чек-листа, заметок и статуса выполнения, а также удаление рецепта из коллекции с проверкой прав доступа. В рамках негативных проверок подтверждается, что сервер возвращает корректные HTTP</w:t>
+      </w:r>
+      <w:r>
+        <w:rPr>
+          <w:sz w:val="28"/>
+          <w:szCs w:val="28"/>
+        </w:rPr>
+        <w:t xml:space="preserve"> </w:t>
+      </w:r>
+      <w:r>
+        <w:rPr>
+          <w:sz w:val="28"/>
+          <w:szCs w:val="28"/>
+        </w:rPr>
+        <w:t>[2]</w:t>
+      </w:r>
+      <w:r>
+        <w:rPr>
+          <w:sz w:val="28"/>
+          <w:szCs w:val="28"/>
+        </w:rPr>
+        <w:t xml:space="preserve"> статусы и сообщения </w:t>
+      </w:r>
+      <w:proofErr w:type="gramStart"/>
+      <w:r>
+        <w:rPr>
+          <w:sz w:val="28"/>
+          <w:szCs w:val="28"/>
+        </w:rPr>
+        <w:t>при некорректных входных данных</w:t>
+      </w:r>
+      <w:proofErr w:type="gramEnd"/>
+      <w:r>
+        <w:rPr>
+          <w:sz w:val="28"/>
+          <w:szCs w:val="28"/>
+        </w:rPr>
+        <w:t xml:space="preserve"> и при отсутствии прав на выполнение операций.</w:t>
       </w:r>
     </w:p>
     <w:p>
@@ -8503,7 +8932,28 @@
           <w:sz w:val="28"/>
           <w:szCs w:val="28"/>
         </w:rPr>
-        <w:t xml:space="preserve"> для каждого обязательного сценария на соответствующем уровне проверки. Для модульных и интеграционных проверок критерием является успешное выполнение всех тестов без ошибок, при котором ожидаемые HTTP статусы и структуры ответов совпадают с фактическими, а изменения в базе данных выполняются корректно и без нарушения ограничений целостности. Для пользовательских проверок критерием является корректное выполнение основных сценариев в интерфейсе, включая получение токена при входе, корректное отображение списков и результатов поиска, а также корректное выполнение операций коллекции и административных действий при наличии соответствующей роли. Дополнительно критерием считается воспроизводимость результатов, то есть возможность повторить тестирование на чистом окружении при корректной конфигурации и получить совпадающий результат без ручного исправления данных в базе.</w:t>
+        <w:t xml:space="preserve"> для каждого обязательного сценария на соответствующем уровне проверки. Для модульных и интеграционных проверок критерием является успешное выполнение всех тестов без ошибок, при котором ожидаемые HTTP</w:t>
+      </w:r>
+      <w:r>
+        <w:rPr>
+          <w:sz w:val="28"/>
+          <w:szCs w:val="28"/>
+        </w:rPr>
+        <w:t xml:space="preserve"> </w:t>
+      </w:r>
+      <w:r>
+        <w:rPr>
+          <w:sz w:val="28"/>
+          <w:szCs w:val="28"/>
+        </w:rPr>
+        <w:t>[2]</w:t>
+      </w:r>
+      <w:r>
+        <w:rPr>
+          <w:sz w:val="28"/>
+          <w:szCs w:val="28"/>
+        </w:rPr>
+        <w:t xml:space="preserve"> статусы и структуры ответов совпадают с фактическими, а изменения в базе данных выполняются корректно и без нарушения ограничений целостности. Для пользовательских проверок критерием является корректное выполнение основных сценариев в интерфейсе, включая получение токена при входе, корректное отображение списков и результатов поиска, а также корректное выполнение операций коллекции и административных действий при наличии соответствующей роли. Дополнительно критерием считается воспроизводимость результатов, то есть возможность повторить тестирование на чистом окружении при корректной конфигурации и получить совпадающий результат без ручного исправления данных в базе.</w:t>
       </w:r>
     </w:p>
     <w:p>
@@ -8674,7 +9124,28 @@
           <w:sz w:val="28"/>
           <w:szCs w:val="28"/>
         </w:rPr>
-        <w:t xml:space="preserve"> API, предназначенная для управления кулинарными рецептами и ингредиентами, а также для ведения персональных коллекций пользователей. В проекте реализованы регистрация и аутентификация на основе JWT, разграничение прав доступа по ролям USER и ADMIN, получение и просмотр рецептов, фильтрация по времени приготовления и уровню сложности, а также поиск рецептов по заданному набору ингредиентов. Реализована работа со справочником ингредиентов с поиском и фильтрацией, при этом административные операции изменения данных доступны только пользователям с ролью ADMIN. Для пользователей предусмотрена личная коллекция рецептов с возможностью добавления и удаления, хранения заметок, ведения чек-листа и отметки выполнения. Использование клиент-серверной архитектуры обеспечило разделение ответственности между интерфейсом, REST API и базой данных, а корректность работы подтверждена выполнением основных тестовых сценариев, включая проверки авторизации, прав доступа и ключевых операций. К ограничениям текущей версии относятся использование </w:t>
+        <w:t xml:space="preserve"> API, предназначенная для управления кулинарными рецептами и ингредиентами, а также для ведения персональных коллекций пользователей. В проекте реализованы регистрация и аутентификация на основе JWT</w:t>
+      </w:r>
+      <w:r>
+        <w:rPr>
+          <w:sz w:val="28"/>
+          <w:szCs w:val="28"/>
+        </w:rPr>
+        <w:t xml:space="preserve"> </w:t>
+      </w:r>
+      <w:r>
+        <w:rPr>
+          <w:sz w:val="28"/>
+          <w:szCs w:val="28"/>
+        </w:rPr>
+        <w:t>[6]</w:t>
+      </w:r>
+      <w:r>
+        <w:rPr>
+          <w:sz w:val="28"/>
+          <w:szCs w:val="28"/>
+        </w:rPr>
+        <w:t xml:space="preserve">, разграничение прав доступа по ролям USER и ADMIN, получение и просмотр рецептов, фильтрация по времени приготовления и уровню сложности, а также поиск рецептов по заданному набору ингредиентов. Реализована работа со справочником ингредиентов с поиском и фильтрацией, при этом административные операции изменения данных доступны только пользователям с ролью ADMIN. Для пользователей предусмотрена личная коллекция рецептов с возможностью добавления и удаления, хранения заметок, ведения чек-листа и отметки выполнения. Использование клиент-серверной архитектуры обеспечило разделение ответственности между интерфейсом, REST API и базой данных, а корректность работы подтверждена выполнением основных тестовых сценариев, включая проверки авторизации, прав доступа и ключевых операций. К ограничениям текущей версии относятся использование </w:t>
       </w:r>
       <w:proofErr w:type="spellStart"/>
       <w:r>
